--- a/paper/submission/ready/title_page.docx
+++ b/paper/submission/ready/title_page.docx
@@ -108,7 +108,43 @@
           <w:b w:val="0"/>
           <w:i w:val="0"/>
         </w:rPr>
-        <w:t>About 19,900 words of main text (title page to the end of the conclusion, including abstract, headings, equations and table text; excluding references and appendices).</w:t>
+        <w:t>About 13,700 words of main text (title page to the end of the conclusion, including abstract, headings, equations and table text; excluding the declarations and references).</w:t>
+      </w:r>
+    </w:p>
+    <w:p>
+      <w:r>
+        <w:rPr>
+          <w:b/>
+          <w:i w:val="0"/>
+        </w:rPr>
+        <w:t>Length and format</w:t>
+      </w:r>
+    </w:p>
+    <w:p>
+      <w:r>
+        <w:rPr>
+          <w:b w:val="0"/>
+          <w:i w:val="0"/>
+        </w:rPr>
+        <w:t>Main manuscript: 34 pages including abstract, figures, tables and references (limit 35); A4, single column, 11 pt, 1.5 line spacing, no line numbers. Supplementary Material (separate file): 50 pages.</w:t>
+      </w:r>
+    </w:p>
+    <w:p>
+      <w:r>
+        <w:rPr>
+          <w:b/>
+          <w:i w:val="0"/>
+        </w:rPr>
+        <w:t>Previous submission</w:t>
+      </w:r>
+    </w:p>
+    <w:p>
+      <w:r>
+        <w:rPr>
+          <w:b w:val="0"/>
+          <w:i w:val="0"/>
+        </w:rPr>
+        <w:t>This is a resubmission based on the previously rejected paper OMEGA-D-26-03236 (decision: reject &amp; resubmit); see the cover letter.</w:t>
       </w:r>
     </w:p>
     <w:p>
